--- a/sifilis_congenita/output/articulo/tablas_articulo.docx
+++ b/sifilis_congenita/output/articulo/tablas_articulo.docx
@@ -2223,7 +2223,7 @@
       </w:tr>
       <w:tr>
         <w:trPr>
-          <w:trHeight w:val="616" w:hRule="auto"/>
+          <w:trHeight w:val="632" w:hRule="auto"/>
         </w:trPr>
         body10
         <w:tc>
@@ -2275,7 +2275,7 @@
                 <w:szCs w:val="22"/>
                 <w:color w:val="000000"/>
               </w:rPr>
-              <w:t xml:space="preserve">Cesárea, n (%)</w:t>
+              <w:t xml:space="preserve">Parto por cesárea, n (%)</w:t>
             </w:r>
           </w:p>
         </w:tc>
